--- a/storage/app/templates/attestation.docx
+++ b/storage/app/templates/attestation.docx
@@ -313,7 +313,7 @@
           <w:sz w:val="32"/>
           <w:szCs w:val="32"/>
         </w:rPr>
-        <w:t>La présente attestation est délivrée à l’intéressé(e) sur sa demande pour servir et valoir ce que de droit.</w:t>
+        <w:t>${closing_text}</w:t>
       </w:r>
       <w:r>
         <w:rPr>
